--- a/脚本刷UOOC教程.docx
+++ b/脚本刷UOOC教程.docx
@@ -16,6 +16,14 @@
       </w:pPr>
       <w:r>
         <w:t>答案自填写，覆盖全题型</w:t>
+      </w:r>
+    </w:p>
+    <w:p>
+      <w:pPr>
+        <w:pStyle w:val="Heading2"/>
+      </w:pPr>
+      <w:r>
+        <w:t>🚀 一条龙全自动：视频连播 + 测验作答提交 + 讨论发布</w:t>
       </w:r>
     </w:p>
     <w:p>
@@ -217,22 +225,28 @@
         <w:pStyle w:val="Heading1"/>
       </w:pPr>
       <w:r>
-        <w:t>7、重要：不是全自动挂机</w:t>
+        <w:t>7、重要：为什么仍需你在场（人机验证）</w:t>
       </w:r>
     </w:p>
     <w:p>
       <w:r>
-        <w:t>优课有学习检测，脚本只负责把答案填进选项，不会替你提交试卷</w:t>
+        <w:t>优课有学习检测。脚本会自动把答案填进选项；UI 上的「自动提交」默认开着，填完会自动点「提交试卷」。</w:t>
       </w:r>
     </w:p>
     <w:p>
       <w:r>
-        <w:t>答案填好后需要自己检查一遍，自己点"提交试卷"，提交后才能解锁后面的学习</w:t>
+        <w:t>但提交的那一瞬间，优课可能弹出「智能验证」（滑块/点选之类的人机验证）。这一下是秒不了的，必须你本人手动完成——脚本检测到它会自动停下，并用弹窗+系统通知提醒你，你在页面上验证通过后，脚本会自动继续，不用再做别的操作。</w:t>
       </w:r>
     </w:p>
     <w:p>
       <w:r>
-        <w:t>看完一个视频后需要自己手动点开下一个（优课有学习检测，脚本不做自动跳转）；测验做完、提交之后，后面的学习才能解锁</w:t>
+        <w:t>想自己核对答案：把 UI 上的「自动提交」取消勾选，脚本就只填答案、不提交，由你自己检查后手动提交。</w:t>
+      </w:r>
+    </w:p>
+    <w:p>
+      <w:pPr/>
+      <w:r>
+        <w:t>UI 上的「🚀 全自动」默认开着：看完自动跳下一个视频、测验自动 AI 作答并提交、讨论自动发布发言，把整个流程串成一条龙。但它同样受上面的限制——测验提交遇上人机验证，仍需你在场手动完成。</w:t>
       </w:r>
     </w:p>
     <w:p>

--- a/脚本刷UOOC教程.docx
+++ b/脚本刷UOOC教程.docx
@@ -265,6 +265,12 @@
     <w:p>
       <w:r>
         <w:t>视频里的弹题会自动秒答，不挡播放</w:t>
+      </w:r>
+    </w:p>
+    <w:p>
+      <w:pPr/>
+      <w:r>
+        <w:t>点UI上的"💬 讨论"按钮：在讨论页一键发布 3 条不同角度的简短发言，会自动读取已有发言并避开重复观点（需先打开讨论任务点页面）</w:t>
       </w:r>
     </w:p>
     <w:p>

--- a/脚本刷UOOC教程.docx
+++ b/脚本刷UOOC教程.docx
@@ -270,7 +270,7 @@
     <w:p>
       <w:pPr/>
       <w:r>
-        <w:t>点UI上的"💬 讨论"按钮：在讨论页一键发布 3 条不同角度的简短发言，会自动读取已有发言并避开重复观点（需先打开讨论任务点页面）</w:t>
+        <w:t>点UI上的"💬 自动讨论"按钮：在讨论页一键发布 3 条不同角度的简短发言，会自动读取已有发言并避开重复观点（需先打开讨论任务点页面）</w:t>
       </w:r>
     </w:p>
     <w:p>

--- a/脚本刷UOOC教程.docx
+++ b/脚本刷UOOC教程.docx
@@ -265,6 +265,12 @@
     <w:p>
       <w:r>
         <w:t>视频里的弹题会自动秒答，不挡播放</w:t>
+      </w:r>
+    </w:p>
+    <w:p>
+      <w:pPr/>
+      <w:r>
+        <w:t>连播时：视频播完后会【等系统确认打勾】（通常几秒，偶尔要等一两分钟）再切下一个，这段停顿是正常的，不是卡住；按 F12 看控制台会打印"视频已播完，等待系统确认打勾"之类的状态</w:t>
       </w:r>
     </w:p>
     <w:p>

--- a/脚本刷UOOC教程.docx
+++ b/脚本刷UOOC教程.docx
@@ -255,6 +255,12 @@
       </w:pPr>
       <w:r>
         <w:t>8、视频增强与进度悬浮窗</w:t>
+      </w:r>
+    </w:p>
+    <w:p>
+      <w:pPr/>
+      <w:r>
+        <w:t>倍速别拉太高：实测 4 倍速容易被平台判为"无效观看"（视频不打勾 = 白刷）。脚本会在播完后等系统打勾再切下一个；若超过 30 秒还没打勾（多半是倍速过高），会自动倒回尾部真实重放补救。最稳的是 2 倍速</w:t>
       </w:r>
     </w:p>
     <w:p>

--- a/脚本刷UOOC教程.docx
+++ b/脚本刷UOOC教程.docx
@@ -260,7 +260,7 @@
     <w:p>
       <w:pPr/>
       <w:r>
-        <w:t>倍速别拉太高：实测 4 倍速容易被平台判为"无效观看"（视频不打勾 = 白刷）。脚本会在播完后等系统打勾再切下一个；若超过 30 秒还没打勾（多半是倍速过高），会自动倒回尾部真实重放补救。最稳的是 2 倍速</w:t>
+        <w:t>倍速已统一固定为 2 倍速（倍速条已移除）：4 倍速实测会被平台判为"无效观看"，视频播完不打勾＝白刷，而且高倍速本身容易触发风控。想彻底关掉倍速，把 UI 上的"倍速"复选框取消勾选即可</w:t>
       </w:r>
     </w:p>
     <w:p>

--- a/脚本刷UOOC教程.docx
+++ b/脚本刷UOOC教程.docx
@@ -260,7 +260,7 @@
     <w:p>
       <w:pPr/>
       <w:r>
-        <w:t>倍速已统一固定为 2 倍速（倍速条已移除）：4 倍速实测会被平台判为"无效观看"，视频播完不打勾＝白刷，而且高倍速本身容易触发风控。想彻底关掉倍速，把 UI 上的"倍速"复选框取消勾选即可</w:t>
+        <w:t>倍速已固定为 2.25 倍速（倍速条已移除，改不了）：实测 2 倍速和 2.25 倍速播完平台都会正常打勾，而 4 倍速会被判成"无效观看"（视频不打勾＝白刷）且容易触发风控。想彻底关掉倍速，把 UI 上的"倍速"复选框取消勾选即可</w:t>
       </w:r>
     </w:p>
     <w:p>

--- a/脚本刷UOOC教程.docx
+++ b/脚本刷UOOC教程.docx
@@ -260,7 +260,7 @@
     <w:p>
       <w:pPr/>
       <w:r>
-        <w:t>倍速已固定为 2.25 倍速（倍速条已移除，改不了）：实测 2 倍速和 2.25 倍速播完平台都会正常打勾，而 4 倍速会被判成"无效观看"（视频不打勾＝白刷）且容易触发风控。想彻底关掉倍速，把 UI 上的"倍速"复选框取消勾选即可</w:t>
+        <w:t>倍速是一个两档选择器：2 倍速 / 2.25 倍速。这两档实测播完平台都会正常打勾；2.5 倍速及以上会被判成"无效观看"（视频不打勾＝白刷）并且会触发风控，所以不提供——只有这两档是稳的。想彻底关掉倍速，把 UI 上的"倍速"复选框取消勾选即可</w:t>
       </w:r>
     </w:p>
     <w:p>

--- a/脚本刷UOOC教程.docx
+++ b/脚本刷UOOC教程.docx
@@ -23,7 +23,7 @@
         <w:pStyle w:val="Heading2"/>
       </w:pPr>
       <w:r>
-        <w:t>🚀 一条龙全自动：视频连播 + 测验作答提交 + 讨论发布</w:t>
+        <w:t>🚀 一条龙全自动：视频连播 + 测验作答提交</w:t>
       </w:r>
     </w:p>
     <w:p>
@@ -246,7 +246,7 @@
     <w:p>
       <w:pPr/>
       <w:r>
-        <w:t>UI 上的「🚀 全自动」默认开着：看完自动跳下一个视频、测验自动 AI 作答并提交、讨论自动发布发言，把整个流程串成一条龙。但它同样受上面的限制——测验提交遇上人机验证，仍需你在场手动完成。</w:t>
+        <w:t>UI 上的「🚀 全自动」默认开着：看完自动跳下一个视频、测验自动 AI 作答并提交，把整个流程串成一条龙。但它同样受上面的限制——测验提交遇上人机验证，仍需你在场手动完成。讨论不代发（见第 8 节的「📋 复制题目」）。</w:t>
       </w:r>
     </w:p>
     <w:p>
@@ -282,7 +282,7 @@
     <w:p>
       <w:pPr/>
       <w:r>
-        <w:t>点UI上的"💬 自动讨论"按钮：在讨论页一键发布 3 条不同角度的简短发言，会自动读取已有发言并避开重复观点（需先打开讨论任务点页面）</w:t>
+        <w:t>讨论不代发：点UI上的"📋 复制题目"按钮，一键复制当前讨论页的题目，拿去问 DeepSeek/豆包等任意 AI，把回答粘进页面回复框自己点"发表"（需先打开讨论任务点页面；回答建议自己顺一遍再发，太长可让 AI"用两三句口语化回答"）</w:t>
       </w:r>
     </w:p>
     <w:p>

--- a/脚本刷UOOC教程.docx
+++ b/脚本刷UOOC教程.docx
@@ -7,7 +7,7 @@
         <w:pStyle w:val="Heading1"/>
       </w:pPr>
       <w:r>
-        <w:t>UOOC脚本（基于 UOOC Assistant 深度重制的公益增强版，原作者：cc &amp; wybbb1）by理不尽</w:t>
+        <w:t>UOOC脚本 · 作者：理不尽（公益版）</w:t>
       </w:r>
     </w:p>
     <w:p>
